--- a/pr-preview/pr-248/sufficiency-handout-tracked-changes.docx
+++ b/pr-preview/pr-248/sufficiency-handout-tracked-changes.docx
@@ -16,7 +16,7 @@
       </w:pPr>
       <w:del w:id="1" w:author="PR Preview" w:date="2026-01-01T00:00:00Z">
         <w:r>
-          <w:delText xml:space="preserve">Last modified: 2026-10-16 02:26:19 (PDT)</w:delText>
+          <w:delText xml:space="preserve">Last modified: 2026-10-16 03:46:21 (PDT)</w:delText>
         </w:r>
       </w:del>
     </w:p>
@@ -26,7 +26,7 @@
       </w:pPr>
       <w:ins w:id="2" w:author="PR Preview" w:date="2026-01-01T00:00:00Z">
         <w:r>
-          <w:t xml:space="preserve">Last modified: 2026-10-16 02:27:54 (PDT)</w:t>
+          <w:t xml:space="preserve">Last modified: 2026-10-16 03:46:24 (PDT)</w:t>
         </w:r>
       </w:ins>
     </w:p>
@@ -140,16 +140,21 @@
             <m:grow/>
           </m:dPr>
           <m:e>
-            <m:acc>
-              <m:accPr>
-                <m:chr m:val="̃"/>
-              </m:accPr>
+            <m:limLow>
               <m:e>
                 <m:r>
                   <m:t>X</m:t>
                 </m:r>
               </m:e>
-            </m:acc>
+              <m:lim>
+                <m:r>
+                  <m:rPr>
+                    <m:sty m:val="p"/>
+                  </m:rPr>
+                  <m:t>∼</m:t>
+                </m:r>
+              </m:lim>
+            </m:limLow>
           </m:e>
         </m:d>
         <m:r>
@@ -189,16 +194,21 @@
             <m:grow/>
           </m:dPr>
           <m:e>
-            <m:acc>
-              <m:accPr>
-                <m:chr m:val="̃"/>
-              </m:accPr>
+            <m:limLow>
               <m:e>
                 <m:r>
                   <m:t>x</m:t>
                 </m:r>
               </m:e>
-            </m:acc>
+              <m:lim>
+                <m:r>
+                  <m:rPr>
+                    <m:sty m:val="p"/>
+                  </m:rPr>
+                  <m:t>∼</m:t>
+                </m:r>
+              </m:lim>
+            </m:limLow>
           </m:e>
         </m:d>
         <m:r>
@@ -301,16 +311,21 @@
         <w:t xml:space="preserve"> </w:t>
       </w:r>
       <m:oMath>
-        <m:acc>
-          <m:accPr>
-            <m:chr m:val="̃"/>
-          </m:accPr>
+        <m:limLow>
           <m:e>
             <m:r>
               <m:t>X</m:t>
             </m:r>
           </m:e>
-        </m:acc>
+          <m:lim>
+            <m:r>
+              <m:rPr>
+                <m:sty m:val="p"/>
+              </m:rPr>
+              <m:t>∼</m:t>
+            </m:r>
+          </m:lim>
+        </m:limLow>
       </m:oMath>
       <w:r>
         <w:t xml:space="preserve"> </w:t>
@@ -364,16 +379,21 @@
             <m:grow/>
           </m:dPr>
           <m:e>
-            <m:acc>
-              <m:accPr>
-                <m:chr m:val="̃"/>
-              </m:accPr>
+            <m:limLow>
               <m:e>
                 <m:r>
                   <m:t>X</m:t>
                 </m:r>
               </m:e>
-            </m:acc>
+              <m:lim>
+                <m:r>
+                  <m:rPr>
+                    <m:sty m:val="p"/>
+                  </m:rPr>
+                  <m:t>∼</m:t>
+                </m:r>
+              </m:lim>
+            </m:limLow>
           </m:e>
         </m:d>
         <m:r>
@@ -420,16 +440,21 @@
         <w:t xml:space="preserve"> </w:t>
       </w:r>
       <m:oMath>
-        <m:acc>
-          <m:accPr>
-            <m:chr m:val="̃"/>
-          </m:accPr>
+        <m:limLow>
           <m:e>
             <m:r>
               <m:t>x</m:t>
             </m:r>
           </m:e>
-        </m:acc>
+          <m:lim>
+            <m:r>
+              <m:rPr>
+                <m:sty m:val="p"/>
+              </m:rPr>
+              <m:t>∼</m:t>
+            </m:r>
+          </m:lim>
+        </m:limLow>
       </m:oMath>
       <w:r>
         <w:t xml:space="preserve"> </w:t>
@@ -525,32 +550,42 @@
               <m:grow/>
             </m:dPr>
             <m:e>
-              <m:acc>
-                <m:accPr>
-                  <m:chr m:val="̃"/>
-                </m:accPr>
+              <m:limLow>
                 <m:e>
                   <m:r>
                     <m:t>X</m:t>
                   </m:r>
                 </m:e>
-              </m:acc>
+                <m:lim>
+                  <m:r>
+                    <m:rPr>
+                      <m:sty m:val="p"/>
+                    </m:rPr>
+                    <m:t>∼</m:t>
+                  </m:r>
+                </m:lim>
+              </m:limLow>
               <m:r>
                 <m:rPr>
                   <m:sty m:val="p"/>
                 </m:rPr>
                 <m:t>=</m:t>
               </m:r>
-              <m:acc>
-                <m:accPr>
-                  <m:chr m:val="̃"/>
-                </m:accPr>
+              <m:limLow>
                 <m:e>
                   <m:r>
                     <m:t>x</m:t>
                   </m:r>
                 </m:e>
-              </m:acc>
+                <m:lim>
+                  <m:r>
+                    <m:rPr>
+                      <m:sty m:val="p"/>
+                    </m:rPr>
+                    <m:t>∼</m:t>
+                  </m:r>
+                </m:lim>
+              </m:limLow>
               <m:r>
                 <m:rPr>
                   <m:sty m:val="p"/>
@@ -571,16 +606,21 @@
                   <m:grow/>
                 </m:dPr>
                 <m:e>
-                  <m:acc>
-                    <m:accPr>
-                      <m:chr m:val="̃"/>
-                    </m:accPr>
+                  <m:limLow>
                     <m:e>
                       <m:r>
                         <m:t>X</m:t>
                       </m:r>
                     </m:e>
-                  </m:acc>
+                    <m:lim>
+                      <m:r>
+                        <m:rPr>
+                          <m:sty m:val="p"/>
+                        </m:rPr>
+                        <m:t>∼</m:t>
+                      </m:r>
+                    </m:lim>
+                  </m:limLow>
                 </m:e>
               </m:d>
               <m:r>
@@ -660,16 +700,21 @@
                   <m:grow/>
                 </m:dPr>
                 <m:e>
-                  <m:acc>
-                    <m:accPr>
-                      <m:chr m:val="̃"/>
-                    </m:accPr>
+                  <m:limLow>
                     <m:e>
                       <m:r>
                         <m:t>X</m:t>
                       </m:r>
                     </m:e>
-                  </m:acc>
+                    <m:lim>
+                      <m:r>
+                        <m:rPr>
+                          <m:sty m:val="p"/>
+                        </m:rPr>
+                        <m:t>∼</m:t>
+                      </m:r>
+                    </m:lim>
+                  </m:limLow>
                 </m:e>
               </m:d>
               <m:r>
@@ -792,16 +837,21 @@
             <m:grow/>
           </m:dPr>
           <m:e>
-            <m:acc>
-              <m:accPr>
-                <m:chr m:val="̃"/>
-              </m:accPr>
+            <m:limLow>
               <m:e>
                 <m:r>
                   <m:t>X</m:t>
                 </m:r>
               </m:e>
-            </m:acc>
+              <m:lim>
+                <m:r>
+                  <m:rPr>
+                    <m:sty m:val="p"/>
+                  </m:rPr>
+                  <m:t>∼</m:t>
+                </m:r>
+              </m:lim>
+            </m:limLow>
           </m:e>
         </m:d>
         <m:r>
@@ -855,16 +905,21 @@
             <m:grow/>
           </m:dPr>
           <m:e>
-            <m:acc>
-              <m:accPr>
-                <m:chr m:val="̃"/>
-              </m:accPr>
+            <m:limLow>
               <m:e>
                 <m:r>
                   <m:t>X</m:t>
                 </m:r>
               </m:e>
-            </m:acc>
+              <m:lim>
+                <m:r>
+                  <m:rPr>
+                    <m:sty m:val="p"/>
+                  </m:rPr>
+                  <m:t>∼</m:t>
+                </m:r>
+              </m:lim>
+            </m:limLow>
           </m:e>
         </m:d>
         <m:r>
@@ -917,16 +972,21 @@
             <m:grow/>
           </m:dPr>
           <m:e>
-            <m:acc>
-              <m:accPr>
-                <m:chr m:val="̃"/>
-              </m:accPr>
+            <m:limLow>
               <m:e>
                 <m:r>
                   <m:t>X</m:t>
                 </m:r>
               </m:e>
-            </m:acc>
+              <m:lim>
+                <m:r>
+                  <m:rPr>
+                    <m:sty m:val="p"/>
+                  </m:rPr>
+                  <m:t>∼</m:t>
+                </m:r>
+              </m:lim>
+            </m:limLow>
           </m:e>
         </m:d>
         <m:r>
@@ -938,16 +998,21 @@
           </m:rPr>
           <m:t>=</m:t>
         </m:r>
-        <m:acc>
-          <m:accPr>
-            <m:chr m:val="̃"/>
-          </m:accPr>
+        <m:limLow>
           <m:e>
             <m:r>
               <m:t>X</m:t>
             </m:r>
           </m:e>
-        </m:acc>
+          <m:lim>
+            <m:r>
+              <m:rPr>
+                <m:sty m:val="p"/>
+              </m:rPr>
+              <m:t>∼</m:t>
+            </m:r>
+          </m:lim>
+        </m:limLow>
       </m:oMath>
       <w:r>
         <w:t xml:space="preserve">, is always sufficient but does not reduce the data;</w:t>
@@ -1039,16 +1104,21 @@
             <m:grow/>
           </m:dPr>
           <m:e>
-            <m:acc>
-              <m:accPr>
-                <m:chr m:val="̃"/>
-              </m:accPr>
+            <m:limLow>
               <m:e>
                 <m:r>
                   <m:t>x</m:t>
                 </m:r>
               </m:e>
-            </m:acc>
+              <m:lim>
+                <m:r>
+                  <m:rPr>
+                    <m:sty m:val="p"/>
+                  </m:rPr>
+                  <m:t>∼</m:t>
+                </m:r>
+              </m:lim>
+            </m:limLow>
             <m:r>
               <m:rPr>
                 <m:sty m:val="p"/>
@@ -1074,16 +1144,21 @@
         <w:t xml:space="preserve"> </w:t>
       </w:r>
       <m:oMath>
-        <m:acc>
-          <m:accPr>
-            <m:chr m:val="̃"/>
-          </m:accPr>
+        <m:limLow>
           <m:e>
             <m:r>
               <m:t>X</m:t>
             </m:r>
           </m:e>
-        </m:acc>
+          <m:lim>
+            <m:r>
+              <m:rPr>
+                <m:sty m:val="p"/>
+              </m:rPr>
+              <m:t>∼</m:t>
+            </m:r>
+          </m:lim>
+        </m:limLow>
       </m:oMath>
       <w:r>
         <w:t xml:space="preserve">.</w:t>
@@ -1112,16 +1187,21 @@
             <m:grow/>
           </m:dPr>
           <m:e>
-            <m:acc>
-              <m:accPr>
-                <m:chr m:val="̃"/>
-              </m:accPr>
+            <m:limLow>
               <m:e>
                 <m:r>
                   <m:t>X</m:t>
                 </m:r>
               </m:e>
-            </m:acc>
+              <m:lim>
+                <m:r>
+                  <m:rPr>
+                    <m:sty m:val="p"/>
+                  </m:rPr>
+                  <m:t>∼</m:t>
+                </m:r>
+              </m:lim>
+            </m:limLow>
           </m:e>
         </m:d>
         <m:r>
@@ -1203,16 +1283,21 @@
         <w:t xml:space="preserve"> </w:t>
       </w:r>
       <m:oMath>
-        <m:acc>
-          <m:accPr>
-            <m:chr m:val="̃"/>
-          </m:accPr>
+        <m:limLow>
           <m:e>
             <m:r>
               <m:t>x</m:t>
             </m:r>
           </m:e>
-        </m:acc>
+          <m:lim>
+            <m:r>
+              <m:rPr>
+                <m:sty m:val="p"/>
+              </m:rPr>
+              <m:t>∼</m:t>
+            </m:r>
+          </m:lim>
+        </m:limLow>
       </m:oMath>
       <w:r>
         <w:t xml:space="preserve"> </w:t>
@@ -1259,16 +1344,21 @@
               <m:grow/>
             </m:dPr>
             <m:e>
-              <m:acc>
-                <m:accPr>
-                  <m:chr m:val="̃"/>
-                </m:accPr>
+              <m:limLow>
                 <m:e>
                   <m:r>
                     <m:t>x</m:t>
                   </m:r>
                 </m:e>
-              </m:acc>
+                <m:lim>
+                  <m:r>
+                    <m:rPr>
+                      <m:sty m:val="p"/>
+                    </m:rPr>
+                    <m:t>∼</m:t>
+                  </m:r>
+                </m:lim>
+              </m:limLow>
               <m:r>
                 <m:rPr>
                   <m:sty m:val="p"/>
@@ -1317,16 +1407,21 @@
                   <m:grow/>
                 </m:dPr>
                 <m:e>
-                  <m:acc>
-                    <m:accPr>
-                      <m:chr m:val="̃"/>
-                    </m:accPr>
+                  <m:limLow>
                     <m:e>
                       <m:r>
                         <m:t>x</m:t>
                       </m:r>
                     </m:e>
-                  </m:acc>
+                    <m:lim>
+                      <m:r>
+                        <m:rPr>
+                          <m:sty m:val="p"/>
+                        </m:rPr>
+                        <m:t>∼</m:t>
+                      </m:r>
+                    </m:lim>
+                  </m:limLow>
                 </m:e>
               </m:d>
               <m:r>
@@ -1363,16 +1458,21 @@
               <m:grow/>
             </m:dPr>
             <m:e>
-              <m:acc>
-                <m:accPr>
-                  <m:chr m:val="̃"/>
-                </m:accPr>
+              <m:limLow>
                 <m:e>
                   <m:r>
                     <m:t>x</m:t>
                   </m:r>
                 </m:e>
-              </m:acc>
+                <m:lim>
+                  <m:r>
+                    <m:rPr>
+                      <m:sty m:val="p"/>
+                    </m:rPr>
+                    <m:t>∼</m:t>
+                  </m:r>
+                </m:lim>
+              </m:limLow>
             </m:e>
           </m:d>
           <m:r>
@@ -1425,16 +1525,21 @@
             <m:grow/>
           </m:dPr>
           <m:e>
-            <m:acc>
-              <m:accPr>
-                <m:chr m:val="̃"/>
-              </m:accPr>
+            <m:limLow>
               <m:e>
                 <m:r>
                   <m:t>x</m:t>
                 </m:r>
               </m:e>
-            </m:acc>
+              <m:lim>
+                <m:r>
+                  <m:rPr>
+                    <m:sty m:val="p"/>
+                  </m:rPr>
+                  <m:t>∼</m:t>
+                </m:r>
+              </m:lim>
+            </m:limLow>
           </m:e>
         </m:d>
         <m:r>
@@ -1481,16 +1586,21 @@
         <w:t xml:space="preserve"> </w:t>
       </w:r>
       <m:oMath>
-        <m:acc>
-          <m:accPr>
-            <m:chr m:val="̃"/>
-          </m:accPr>
+        <m:limLow>
           <m:e>
             <m:r>
               <m:t>x</m:t>
             </m:r>
           </m:e>
-        </m:acc>
+          <m:lim>
+            <m:r>
+              <m:rPr>
+                <m:sty m:val="p"/>
+              </m:rPr>
+              <m:t>∼</m:t>
+            </m:r>
+          </m:lim>
+        </m:limLow>
       </m:oMath>
       <w:r>
         <w:t xml:space="preserve"> </w:t>
@@ -1538,16 +1648,21 @@
             <m:grow/>
           </m:dPr>
           <m:e>
-            <m:acc>
-              <m:accPr>
-                <m:chr m:val="̃"/>
-              </m:accPr>
+            <m:limLow>
               <m:e>
                 <m:r>
                   <m:t>x</m:t>
                 </m:r>
               </m:e>
-            </m:acc>
+              <m:lim>
+                <m:r>
+                  <m:rPr>
+                    <m:sty m:val="p"/>
+                  </m:rPr>
+                  <m:t>∼</m:t>
+                </m:r>
+              </m:lim>
+            </m:limLow>
           </m:e>
         </m:d>
         <m:r>
@@ -1567,32 +1682,42 @@
         <w:t xml:space="preserve"> </w:t>
       </w:r>
       <m:oMath>
-        <m:acc>
-          <m:accPr>
-            <m:chr m:val="̃"/>
-          </m:accPr>
+        <m:limLow>
           <m:e>
             <m:r>
               <m:t>X</m:t>
             </m:r>
           </m:e>
-        </m:acc>
+          <m:lim>
+            <m:r>
+              <m:rPr>
+                <m:sty m:val="p"/>
+              </m:rPr>
+              <m:t>∼</m:t>
+            </m:r>
+          </m:lim>
+        </m:limLow>
         <m:r>
           <m:rPr>
             <m:sty m:val="p"/>
           </m:rPr>
           <m:t>=</m:t>
         </m:r>
-        <m:acc>
-          <m:accPr>
-            <m:chr m:val="̃"/>
-          </m:accPr>
+        <m:limLow>
           <m:e>
             <m:r>
               <m:t>x</m:t>
             </m:r>
           </m:e>
-        </m:acc>
+          <m:lim>
+            <m:r>
+              <m:rPr>
+                <m:sty m:val="p"/>
+              </m:rPr>
+              <m:t>∼</m:t>
+            </m:r>
+          </m:lim>
+        </m:limLow>
       </m:oMath>
       <w:r>
         <w:t xml:space="preserve"> </w:t>
@@ -1618,16 +1743,21 @@
             <m:grow/>
           </m:dPr>
           <m:e>
-            <m:acc>
-              <m:accPr>
-                <m:chr m:val="̃"/>
-              </m:accPr>
+            <m:limLow>
               <m:e>
                 <m:r>
                   <m:t>X</m:t>
                 </m:r>
               </m:e>
-            </m:acc>
+              <m:lim>
+                <m:r>
+                  <m:rPr>
+                    <m:sty m:val="p"/>
+                  </m:rPr>
+                  <m:t>∼</m:t>
+                </m:r>
+              </m:lim>
+            </m:limLow>
           </m:e>
         </m:d>
         <m:r>
@@ -1758,16 +1888,21 @@
                 <m:grow/>
               </m:dPr>
               <m:e>
-                <m:acc>
-                  <m:accPr>
-                    <m:chr m:val="̃"/>
-                  </m:accPr>
+                <m:limLow>
                   <m:e>
                     <m:r>
                       <m:t>X</m:t>
                     </m:r>
                   </m:e>
-                </m:acc>
+                  <m:lim>
+                    <m:r>
+                      <m:rPr>
+                        <m:sty m:val="p"/>
+                      </m:rPr>
+                      <m:t>∼</m:t>
+                    </m:r>
+                  </m:lim>
+                </m:limLow>
               </m:e>
             </m:d>
             <m:r>
@@ -1812,16 +1947,21 @@
             <m:grow/>
           </m:dPr>
           <m:e>
-            <m:acc>
-              <m:accPr>
-                <m:chr m:val="̃"/>
-              </m:accPr>
+            <m:limLow>
               <m:e>
                 <m:r>
                   <m:t>x</m:t>
                 </m:r>
               </m:e>
-            </m:acc>
+              <m:lim>
+                <m:r>
+                  <m:rPr>
+                    <m:sty m:val="p"/>
+                  </m:rPr>
+                  <m:t>∼</m:t>
+                </m:r>
+              </m:lim>
+            </m:limLow>
           </m:e>
         </m:d>
         <m:r>
@@ -1864,32 +2004,42 @@
             <m:grow/>
           </m:dPr>
           <m:e>
-            <m:acc>
-              <m:accPr>
-                <m:chr m:val="̃"/>
-              </m:accPr>
+            <m:limLow>
               <m:e>
                 <m:r>
                   <m:t>X</m:t>
                 </m:r>
               </m:e>
-            </m:acc>
+              <m:lim>
+                <m:r>
+                  <m:rPr>
+                    <m:sty m:val="p"/>
+                  </m:rPr>
+                  <m:t>∼</m:t>
+                </m:r>
+              </m:lim>
+            </m:limLow>
             <m:r>
               <m:rPr>
                 <m:sty m:val="p"/>
               </m:rPr>
               <m:t>=</m:t>
             </m:r>
-            <m:acc>
-              <m:accPr>
-                <m:chr m:val="̃"/>
-              </m:accPr>
+            <m:limLow>
               <m:e>
                 <m:r>
                   <m:t>x</m:t>
                 </m:r>
               </m:e>
-            </m:acc>
+              <m:lim>
+                <m:r>
+                  <m:rPr>
+                    <m:sty m:val="p"/>
+                  </m:rPr>
+                  <m:t>∼</m:t>
+                </m:r>
+              </m:lim>
+            </m:limLow>
             <m:r>
               <m:rPr>
                 <m:sty m:val="p"/>
@@ -1910,16 +2060,21 @@
                 <m:grow/>
               </m:dPr>
               <m:e>
-                <m:acc>
-                  <m:accPr>
-                    <m:chr m:val="̃"/>
-                  </m:accPr>
+                <m:limLow>
                   <m:e>
                     <m:r>
                       <m:t>X</m:t>
                     </m:r>
                   </m:e>
-                </m:acc>
+                  <m:lim>
+                    <m:r>
+                      <m:rPr>
+                        <m:sty m:val="p"/>
+                      </m:rPr>
+                      <m:t>∼</m:t>
+                    </m:r>
+                  </m:lim>
+                </m:limLow>
               </m:e>
             </m:d>
             <m:r>
@@ -2004,16 +2159,21 @@
                 <m:grow/>
               </m:dPr>
               <m:e>
-                <m:acc>
-                  <m:accPr>
-                    <m:chr m:val="̃"/>
-                  </m:accPr>
+                <m:limLow>
                   <m:e>
                     <m:r>
                       <m:t>X</m:t>
                     </m:r>
                   </m:e>
-                </m:acc>
+                  <m:lim>
+                    <m:r>
+                      <m:rPr>
+                        <m:sty m:val="p"/>
+                      </m:rPr>
+                      <m:t>∼</m:t>
+                    </m:r>
+                  </m:lim>
+                </m:limLow>
               </m:e>
             </m:d>
             <m:r>
@@ -2084,16 +2244,21 @@
             <m:grow/>
           </m:dPr>
           <m:e>
-            <m:acc>
-              <m:accPr>
-                <m:chr m:val="̃"/>
-              </m:accPr>
+            <m:limLow>
               <m:e>
                 <m:r>
                   <m:t>x</m:t>
                 </m:r>
               </m:e>
-            </m:acc>
+              <m:lim>
+                <m:r>
+                  <m:rPr>
+                    <m:sty m:val="p"/>
+                  </m:rPr>
+                  <m:t>∼</m:t>
+                </m:r>
+              </m:lim>
+            </m:limLow>
           </m:e>
         </m:d>
         <m:r>
@@ -2170,16 +2335,21 @@
                 <m:grow/>
               </m:dPr>
               <m:e>
-                <m:acc>
-                  <m:accPr>
-                    <m:chr m:val="̃"/>
-                  </m:accPr>
+                <m:limLow>
                   <m:e>
                     <m:r>
                       <m:t>X</m:t>
                     </m:r>
                   </m:e>
-                </m:acc>
+                  <m:lim>
+                    <m:r>
+                      <m:rPr>
+                        <m:sty m:val="p"/>
+                      </m:rPr>
+                      <m:t>∼</m:t>
+                    </m:r>
+                  </m:lim>
+                </m:limLow>
               </m:e>
             </m:d>
             <m:r>
@@ -2244,16 +2414,21 @@
             <m:grow/>
           </m:dPr>
           <m:e>
-            <m:acc>
-              <m:accPr>
-                <m:chr m:val="̃"/>
-              </m:accPr>
+            <m:limLow>
               <m:e>
                 <m:r>
                   <m:t>x</m:t>
                 </m:r>
               </m:e>
-            </m:acc>
+              <m:lim>
+                <m:r>
+                  <m:rPr>
+                    <m:sty m:val="p"/>
+                  </m:rPr>
+                  <m:t>∼</m:t>
+                </m:r>
+              </m:lim>
+            </m:limLow>
           </m:e>
         </m:d>
         <m:r>
@@ -2349,16 +2524,21 @@
                 <m:grow/>
               </m:dPr>
               <m:e>
-                <m:acc>
-                  <m:accPr>
-                    <m:chr m:val="̃"/>
-                  </m:accPr>
+                <m:limLow>
                   <m:e>
                     <m:r>
                       <m:t>X</m:t>
                     </m:r>
                   </m:e>
-                </m:acc>
+                  <m:lim>
+                    <m:r>
+                      <m:rPr>
+                        <m:sty m:val="p"/>
+                      </m:rPr>
+                      <m:t>∼</m:t>
+                    </m:r>
+                  </m:lim>
+                </m:limLow>
               </m:e>
             </m:d>
             <m:r>
@@ -2415,32 +2595,42 @@
         <w:t xml:space="preserve"> </w:t>
       </w:r>
       <m:oMath>
-        <m:acc>
-          <m:accPr>
-            <m:chr m:val="̃"/>
-          </m:accPr>
+        <m:limLow>
           <m:e>
             <m:r>
               <m:t>X</m:t>
             </m:r>
           </m:e>
-        </m:acc>
+          <m:lim>
+            <m:r>
+              <m:rPr>
+                <m:sty m:val="p"/>
+              </m:rPr>
+              <m:t>∼</m:t>
+            </m:r>
+          </m:lim>
+        </m:limLow>
         <m:r>
           <m:rPr>
             <m:sty m:val="p"/>
           </m:rPr>
           <m:t>=</m:t>
         </m:r>
-        <m:acc>
-          <m:accPr>
-            <m:chr m:val="̃"/>
-          </m:accPr>
+        <m:limLow>
           <m:e>
             <m:r>
               <m:t>x</m:t>
             </m:r>
           </m:e>
-        </m:acc>
+          <m:lim>
+            <m:r>
+              <m:rPr>
+                <m:sty m:val="p"/>
+              </m:rPr>
+              <m:t>∼</m:t>
+            </m:r>
+          </m:lim>
+        </m:limLow>
       </m:oMath>
       <w:r>
         <w:t xml:space="preserve"> </w:t>
@@ -2466,16 +2656,21 @@
             <m:grow/>
           </m:dPr>
           <m:e>
-            <m:acc>
-              <m:accPr>
-                <m:chr m:val="̃"/>
-              </m:accPr>
+            <m:limLow>
               <m:e>
                 <m:r>
                   <m:t>X</m:t>
                 </m:r>
               </m:e>
-            </m:acc>
+              <m:lim>
+                <m:r>
+                  <m:rPr>
+                    <m:sty m:val="p"/>
+                  </m:rPr>
+                  <m:t>∼</m:t>
+                </m:r>
+              </m:lim>
+            </m:limLow>
           </m:e>
         </m:d>
         <m:r>
@@ -2540,16 +2735,21 @@
                   <m:grow/>
                 </m:dPr>
                 <m:e>
-                  <m:acc>
-                    <m:accPr>
-                      <m:chr m:val="̃"/>
-                    </m:accPr>
+                  <m:limLow>
                     <m:e>
                       <m:r>
                         <m:t>x</m:t>
                       </m:r>
                     </m:e>
-                  </m:acc>
+                    <m:lim>
+                      <m:r>
+                        <m:rPr>
+                          <m:sty m:val="p"/>
+                        </m:rPr>
+                        <m:t>∼</m:t>
+                      </m:r>
+                    </m:lim>
+                  </m:limLow>
                   <m:r>
                     <m:rPr>
                       <m:sty m:val="p"/>
@@ -2599,32 +2799,42 @@
                   <m:grow/>
                 </m:dPr>
                 <m:e>
-                  <m:acc>
-                    <m:accPr>
-                      <m:chr m:val="̃"/>
-                    </m:accPr>
+                  <m:limLow>
                     <m:e>
                       <m:r>
                         <m:t>X</m:t>
                       </m:r>
                     </m:e>
-                  </m:acc>
+                    <m:lim>
+                      <m:r>
+                        <m:rPr>
+                          <m:sty m:val="p"/>
+                        </m:rPr>
+                        <m:t>∼</m:t>
+                      </m:r>
+                    </m:lim>
+                  </m:limLow>
                   <m:r>
                     <m:rPr>
                       <m:sty m:val="p"/>
                     </m:rPr>
                     <m:t>=</m:t>
                   </m:r>
-                  <m:acc>
-                    <m:accPr>
-                      <m:chr m:val="̃"/>
-                    </m:accPr>
+                  <m:limLow>
                     <m:e>
                       <m:r>
                         <m:t>x</m:t>
                       </m:r>
                     </m:e>
-                  </m:acc>
+                    <m:lim>
+                      <m:r>
+                        <m:rPr>
+                          <m:sty m:val="p"/>
+                        </m:rPr>
+                        <m:t>∼</m:t>
+                      </m:r>
+                    </m:lim>
+                  </m:limLow>
                 </m:e>
               </m:d>
               <m:r>
@@ -2680,32 +2890,42 @@
                   <m:grow/>
                 </m:dPr>
                 <m:e>
-                  <m:acc>
-                    <m:accPr>
-                      <m:chr m:val="̃"/>
-                    </m:accPr>
+                  <m:limLow>
                     <m:e>
                       <m:r>
                         <m:t>X</m:t>
                       </m:r>
                     </m:e>
-                  </m:acc>
+                    <m:lim>
+                      <m:r>
+                        <m:rPr>
+                          <m:sty m:val="p"/>
+                        </m:rPr>
+                        <m:t>∼</m:t>
+                      </m:r>
+                    </m:lim>
+                  </m:limLow>
                   <m:r>
                     <m:rPr>
                       <m:sty m:val="p"/>
                     </m:rPr>
                     <m:t>=</m:t>
                   </m:r>
-                  <m:acc>
-                    <m:accPr>
-                      <m:chr m:val="̃"/>
-                    </m:accPr>
+                  <m:limLow>
                     <m:e>
                       <m:r>
                         <m:t>x</m:t>
                       </m:r>
                     </m:e>
-                  </m:acc>
+                    <m:lim>
+                      <m:r>
+                        <m:rPr>
+                          <m:sty m:val="p"/>
+                        </m:rPr>
+                        <m:t>∼</m:t>
+                      </m:r>
+                    </m:lim>
+                  </m:limLow>
                   <m:r>
                     <m:rPr>
                       <m:sty m:val="p"/>
@@ -2729,16 +2949,21 @@
                       <m:grow/>
                     </m:dPr>
                     <m:e>
-                      <m:acc>
-                        <m:accPr>
-                          <m:chr m:val="̃"/>
-                        </m:accPr>
+                      <m:limLow>
                         <m:e>
                           <m:r>
                             <m:t>X</m:t>
                           </m:r>
                         </m:e>
-                      </m:acc>
+                        <m:lim>
+                          <m:r>
+                            <m:rPr>
+                              <m:sty m:val="p"/>
+                            </m:rPr>
+                            <m:t>∼</m:t>
+                          </m:r>
+                        </m:lim>
+                      </m:limLow>
                     </m:e>
                   </m:d>
                   <m:r>
@@ -2822,16 +3047,21 @@
                       <m:grow/>
                     </m:dPr>
                     <m:e>
-                      <m:acc>
-                        <m:accPr>
-                          <m:chr m:val="̃"/>
-                        </m:accPr>
+                      <m:limLow>
                         <m:e>
                           <m:r>
                             <m:t>X</m:t>
                           </m:r>
                         </m:e>
-                      </m:acc>
+                        <m:lim>
+                          <m:r>
+                            <m:rPr>
+                              <m:sty m:val="p"/>
+                            </m:rPr>
+                            <m:t>∼</m:t>
+                          </m:r>
+                        </m:lim>
+                      </m:limLow>
                     </m:e>
                   </m:d>
                   <m:r>
@@ -2880,32 +3110,42 @@
                   <m:grow/>
                 </m:dPr>
                 <m:e>
-                  <m:acc>
-                    <m:accPr>
-                      <m:chr m:val="̃"/>
-                    </m:accPr>
+                  <m:limLow>
                     <m:e>
                       <m:r>
                         <m:t>X</m:t>
                       </m:r>
                     </m:e>
-                  </m:acc>
+                    <m:lim>
+                      <m:r>
+                        <m:rPr>
+                          <m:sty m:val="p"/>
+                        </m:rPr>
+                        <m:t>∼</m:t>
+                      </m:r>
+                    </m:lim>
+                  </m:limLow>
                   <m:r>
                     <m:rPr>
                       <m:sty m:val="p"/>
                     </m:rPr>
                     <m:t>=</m:t>
                   </m:r>
-                  <m:acc>
-                    <m:accPr>
-                      <m:chr m:val="̃"/>
-                    </m:accPr>
+                  <m:limLow>
                     <m:e>
                       <m:r>
                         <m:t>x</m:t>
                       </m:r>
                     </m:e>
-                  </m:acc>
+                    <m:lim>
+                      <m:r>
+                        <m:rPr>
+                          <m:sty m:val="p"/>
+                        </m:rPr>
+                        <m:t>∼</m:t>
+                      </m:r>
+                    </m:lim>
+                  </m:limLow>
                   <m:r>
                     <m:rPr>
                       <m:sty m:val="p"/>
@@ -2926,16 +3166,21 @@
                       <m:grow/>
                     </m:dPr>
                     <m:e>
-                      <m:acc>
-                        <m:accPr>
-                          <m:chr m:val="̃"/>
-                        </m:accPr>
+                      <m:limLow>
                         <m:e>
                           <m:r>
                             <m:t>X</m:t>
                           </m:r>
                         </m:e>
-                      </m:acc>
+                        <m:lim>
+                          <m:r>
+                            <m:rPr>
+                              <m:sty m:val="p"/>
+                            </m:rPr>
+                            <m:t>∼</m:t>
+                          </m:r>
+                        </m:lim>
+                      </m:limLow>
                     </m:e>
                   </m:d>
                   <m:r>
@@ -3027,16 +3272,21 @@
                   <m:grow/>
                 </m:dPr>
                 <m:e>
-                  <m:acc>
-                    <m:accPr>
-                      <m:chr m:val="̃"/>
-                    </m:accPr>
+                  <m:limLow>
                     <m:e>
                       <m:r>
                         <m:t>x</m:t>
                       </m:r>
                     </m:e>
-                  </m:acc>
+                    <m:lim>
+                      <m:r>
+                        <m:rPr>
+                          <m:sty m:val="p"/>
+                        </m:rPr>
+                        <m:t>∼</m:t>
+                      </m:r>
+                    </m:lim>
+                  </m:limLow>
                 </m:e>
               </m:d>
               <m:r>
@@ -3172,16 +3422,21 @@
                 <m:grow/>
               </m:dPr>
               <m:e>
-                <m:acc>
-                  <m:accPr>
-                    <m:chr m:val="̃"/>
-                  </m:accPr>
+                <m:limLow>
                   <m:e>
                     <m:r>
                       <m:t>X</m:t>
                     </m:r>
                   </m:e>
-                </m:acc>
+                  <m:lim>
+                    <m:r>
+                      <m:rPr>
+                        <m:sty m:val="p"/>
+                      </m:rPr>
+                      <m:t>∼</m:t>
+                    </m:r>
+                  </m:lim>
+                </m:limLow>
               </m:e>
             </m:d>
             <m:r>
@@ -3238,16 +3493,21 @@
             <m:grow/>
           </m:dPr>
           <m:e>
-            <m:acc>
-              <m:accPr>
-                <m:chr m:val="̃"/>
-              </m:accPr>
+            <m:limLow>
               <m:e>
                 <m:r>
                   <m:t>X</m:t>
                 </m:r>
               </m:e>
-            </m:acc>
+              <m:lim>
+                <m:r>
+                  <m:rPr>
+                    <m:sty m:val="p"/>
+                  </m:rPr>
+                  <m:t>∼</m:t>
+                </m:r>
+              </m:lim>
+            </m:limLow>
           </m:e>
         </m:d>
         <m:r>
@@ -3273,32 +3533,42 @@
         <w:t xml:space="preserve"> </w:t>
       </w:r>
       <m:oMath>
-        <m:acc>
-          <m:accPr>
-            <m:chr m:val="̃"/>
-          </m:accPr>
+        <m:limLow>
           <m:e>
             <m:r>
               <m:t>X</m:t>
             </m:r>
           </m:e>
-        </m:acc>
+          <m:lim>
+            <m:r>
+              <m:rPr>
+                <m:sty m:val="p"/>
+              </m:rPr>
+              <m:t>∼</m:t>
+            </m:r>
+          </m:lim>
+        </m:limLow>
         <m:r>
           <m:rPr>
             <m:sty m:val="p"/>
           </m:rPr>
           <m:t>=</m:t>
         </m:r>
-        <m:acc>
-          <m:accPr>
-            <m:chr m:val="̃"/>
-          </m:accPr>
+        <m:limLow>
           <m:e>
             <m:r>
               <m:t>y</m:t>
             </m:r>
           </m:e>
-        </m:acc>
+          <m:lim>
+            <m:r>
+              <m:rPr>
+                <m:sty m:val="p"/>
+              </m:rPr>
+              <m:t>∼</m:t>
+            </m:r>
+          </m:lim>
+        </m:limLow>
       </m:oMath>
       <w:r>
         <w:t xml:space="preserve"> </w:t>
@@ -3310,16 +3580,21 @@
         <w:t xml:space="preserve"> </w:t>
       </w:r>
       <m:oMath>
-        <m:acc>
-          <m:accPr>
-            <m:chr m:val="̃"/>
-          </m:accPr>
+        <m:limLow>
           <m:e>
             <m:r>
               <m:t>y</m:t>
             </m:r>
           </m:e>
-        </m:acc>
+          <m:lim>
+            <m:r>
+              <m:rPr>
+                <m:sty m:val="p"/>
+              </m:rPr>
+              <m:t>∼</m:t>
+            </m:r>
+          </m:lim>
+        </m:limLow>
       </m:oMath>
       <w:r>
         <w:t xml:space="preserve"> </w:t>
@@ -3345,16 +3620,21 @@
             <m:grow/>
           </m:dPr>
           <m:e>
-            <m:acc>
-              <m:accPr>
-                <m:chr m:val="̃"/>
-              </m:accPr>
+            <m:limLow>
               <m:e>
                 <m:r>
                   <m:t>y</m:t>
                 </m:r>
               </m:e>
-            </m:acc>
+              <m:lim>
+                <m:r>
+                  <m:rPr>
+                    <m:sty m:val="p"/>
+                  </m:rPr>
+                  <m:t>∼</m:t>
+                </m:r>
+              </m:lim>
+            </m:limLow>
           </m:e>
         </m:d>
         <m:r>
@@ -3425,16 +3705,21 @@
                       <m:grow/>
                     </m:dPr>
                     <m:e>
-                      <m:acc>
-                        <m:accPr>
-                          <m:chr m:val="̃"/>
-                        </m:accPr>
+                      <m:limLow>
                         <m:e>
                           <m:r>
                             <m:t>X</m:t>
                           </m:r>
                         </m:e>
-                      </m:acc>
+                        <m:lim>
+                          <m:r>
+                            <m:rPr>
+                              <m:sty m:val="p"/>
+                            </m:rPr>
+                            <m:t>∼</m:t>
+                          </m:r>
+                        </m:lim>
+                      </m:limLow>
                     </m:e>
                   </m:d>
                   <m:r>
@@ -3471,16 +3756,21 @@
                   <m:supHide m:val="on"/>
                 </m:naryPr>
                 <m:sub>
-                  <m:acc>
-                    <m:accPr>
-                      <m:chr m:val="̃"/>
-                    </m:accPr>
+                  <m:limLow>
                     <m:e>
                       <m:r>
                         <m:t>y</m:t>
                       </m:r>
                     </m:e>
-                  </m:acc>
+                    <m:lim>
+                      <m:r>
+                        <m:rPr>
+                          <m:sty m:val="p"/>
+                        </m:rPr>
+                        <m:t>∼</m:t>
+                      </m:r>
+                    </m:lim>
+                  </m:limLow>
                   <m:r>
                     <m:rPr>
                       <m:sty m:val="p"/>
@@ -3504,16 +3794,21 @@
                       <m:grow/>
                     </m:dPr>
                     <m:e>
-                      <m:acc>
-                        <m:accPr>
-                          <m:chr m:val="̃"/>
-                        </m:accPr>
+                      <m:limLow>
                         <m:e>
                           <m:r>
                             <m:t>y</m:t>
                           </m:r>
                         </m:e>
-                      </m:acc>
+                        <m:lim>
+                          <m:r>
+                            <m:rPr>
+                              <m:sty m:val="p"/>
+                            </m:rPr>
+                            <m:t>∼</m:t>
+                          </m:r>
+                        </m:lim>
+                      </m:limLow>
                     </m:e>
                   </m:d>
                   <m:r>
@@ -3554,16 +3849,21 @@
                   <m:grow/>
                 </m:dPr>
                 <m:e>
-                  <m:acc>
-                    <m:accPr>
-                      <m:chr m:val="̃"/>
-                    </m:accPr>
+                  <m:limLow>
                     <m:e>
                       <m:r>
                         <m:t>y</m:t>
                       </m:r>
                     </m:e>
-                  </m:acc>
+                    <m:lim>
+                      <m:r>
+                        <m:rPr>
+                          <m:sty m:val="p"/>
+                        </m:rPr>
+                        <m:t>∼</m:t>
+                      </m:r>
+                    </m:lim>
+                  </m:limLow>
                   <m:r>
                     <m:rPr>
                       <m:sty m:val="p"/>
@@ -3610,16 +3910,21 @@
                   <m:supHide m:val="on"/>
                 </m:naryPr>
                 <m:sub>
-                  <m:acc>
-                    <m:accPr>
-                      <m:chr m:val="̃"/>
-                    </m:accPr>
+                  <m:limLow>
                     <m:e>
                       <m:r>
                         <m:t>y</m:t>
                       </m:r>
                     </m:e>
-                  </m:acc>
+                    <m:lim>
+                      <m:r>
+                        <m:rPr>
+                          <m:sty m:val="p"/>
+                        </m:rPr>
+                        <m:t>∼</m:t>
+                      </m:r>
+                    </m:lim>
+                  </m:limLow>
                   <m:r>
                     <m:rPr>
                       <m:sty m:val="p"/>
@@ -3643,16 +3948,21 @@
                       <m:grow/>
                     </m:dPr>
                     <m:e>
-                      <m:acc>
-                        <m:accPr>
-                          <m:chr m:val="̃"/>
-                        </m:accPr>
+                      <m:limLow>
                         <m:e>
                           <m:r>
                             <m:t>y</m:t>
                           </m:r>
                         </m:e>
-                      </m:acc>
+                        <m:lim>
+                          <m:r>
+                            <m:rPr>
+                              <m:sty m:val="p"/>
+                            </m:rPr>
+                            <m:t>∼</m:t>
+                          </m:r>
+                        </m:lim>
+                      </m:limLow>
                     </m:e>
                   </m:d>
                   <m:r>
@@ -3704,16 +4014,21 @@
                       <m:grow/>
                     </m:dPr>
                     <m:e>
-                      <m:acc>
-                        <m:accPr>
-                          <m:chr m:val="̃"/>
-                        </m:accPr>
+                      <m:limLow>
                         <m:e>
                           <m:r>
                             <m:t>y</m:t>
                           </m:r>
                         </m:e>
-                      </m:acc>
+                        <m:lim>
+                          <m:r>
+                            <m:rPr>
+                              <m:sty m:val="p"/>
+                            </m:rPr>
+                            <m:t>∼</m:t>
+                          </m:r>
+                        </m:lim>
+                      </m:limLow>
                     </m:e>
                   </m:d>
                   <m:r>
@@ -3750,16 +4065,21 @@
                   <m:grow/>
                 </m:dPr>
                 <m:e>
-                  <m:acc>
-                    <m:accPr>
-                      <m:chr m:val="̃"/>
-                    </m:accPr>
+                  <m:limLow>
                     <m:e>
                       <m:r>
                         <m:t>y</m:t>
                       </m:r>
                     </m:e>
-                  </m:acc>
+                    <m:lim>
+                      <m:r>
+                        <m:rPr>
+                          <m:sty m:val="p"/>
+                        </m:rPr>
+                        <m:t>∼</m:t>
+                      </m:r>
+                    </m:lim>
+                  </m:limLow>
                 </m:e>
               </m:d>
               <m:r>
@@ -3797,16 +4117,21 @@
                   <m:supHide m:val="on"/>
                 </m:naryPr>
                 <m:sub>
-                  <m:acc>
-                    <m:accPr>
-                      <m:chr m:val="̃"/>
-                    </m:accPr>
+                  <m:limLow>
                     <m:e>
                       <m:r>
                         <m:t>y</m:t>
                       </m:r>
                     </m:e>
-                  </m:acc>
+                    <m:lim>
+                      <m:r>
+                        <m:rPr>
+                          <m:sty m:val="p"/>
+                        </m:rPr>
+                        <m:t>∼</m:t>
+                      </m:r>
+                    </m:lim>
+                  </m:limLow>
                   <m:r>
                     <m:rPr>
                       <m:sty m:val="p"/>
@@ -3830,16 +4155,21 @@
                       <m:grow/>
                     </m:dPr>
                     <m:e>
-                      <m:acc>
-                        <m:accPr>
-                          <m:chr m:val="̃"/>
-                        </m:accPr>
+                      <m:limLow>
                         <m:e>
                           <m:r>
                             <m:t>y</m:t>
                           </m:r>
                         </m:e>
-                      </m:acc>
+                        <m:lim>
+                          <m:r>
+                            <m:rPr>
+                              <m:sty m:val="p"/>
+                            </m:rPr>
+                            <m:t>∼</m:t>
+                          </m:r>
+                        </m:lim>
+                      </m:limLow>
                     </m:e>
                   </m:d>
                   <m:r>
@@ -3911,16 +4241,21 @@
                   <m:grow/>
                 </m:dPr>
                 <m:e>
-                  <m:acc>
-                    <m:accPr>
-                      <m:chr m:val="̃"/>
-                    </m:accPr>
+                  <m:limLow>
                     <m:e>
                       <m:r>
                         <m:t>y</m:t>
                       </m:r>
                     </m:e>
-                  </m:acc>
+                    <m:lim>
+                      <m:r>
+                        <m:rPr>
+                          <m:sty m:val="p"/>
+                        </m:rPr>
+                        <m:t>∼</m:t>
+                      </m:r>
+                    </m:lim>
+                  </m:limLow>
                 </m:e>
               </m:d>
               <m:r>
@@ -3953,16 +4288,21 @@
                   <m:grow/>
                 </m:dPr>
                 <m:e>
-                  <m:acc>
-                    <m:accPr>
-                      <m:chr m:val="̃"/>
-                    </m:accPr>
+                  <m:limLow>
                     <m:e>
                       <m:r>
                         <m:t>y</m:t>
                       </m:r>
                     </m:e>
-                  </m:acc>
+                    <m:lim>
+                      <m:r>
+                        <m:rPr>
+                          <m:sty m:val="p"/>
+                        </m:rPr>
+                        <m:t>∼</m:t>
+                      </m:r>
+                    </m:lim>
+                  </m:limLow>
                 </m:e>
               </m:d>
               <m:r>
@@ -4034,16 +4374,21 @@
                   <m:supHide m:val="on"/>
                 </m:naryPr>
                 <m:sub>
-                  <m:acc>
-                    <m:accPr>
-                      <m:chr m:val="̃"/>
-                    </m:accPr>
+                  <m:limLow>
                     <m:e>
                       <m:r>
                         <m:t>y</m:t>
                       </m:r>
                     </m:e>
-                  </m:acc>
+                    <m:lim>
+                      <m:r>
+                        <m:rPr>
+                          <m:sty m:val="p"/>
+                        </m:rPr>
+                        <m:t>∼</m:t>
+                      </m:r>
+                    </m:lim>
+                  </m:limLow>
                   <m:r>
                     <m:rPr>
                       <m:sty m:val="p"/>
@@ -4067,16 +4412,21 @@
                       <m:grow/>
                     </m:dPr>
                     <m:e>
-                      <m:acc>
-                        <m:accPr>
-                          <m:chr m:val="̃"/>
-                        </m:accPr>
+                      <m:limLow>
                         <m:e>
                           <m:r>
                             <m:t>y</m:t>
                           </m:r>
                         </m:e>
-                      </m:acc>
+                        <m:lim>
+                          <m:r>
+                            <m:rPr>
+                              <m:sty m:val="p"/>
+                            </m:rPr>
+                            <m:t>∼</m:t>
+                          </m:r>
+                        </m:lim>
+                      </m:limLow>
                     </m:e>
                   </m:d>
                   <m:r>
@@ -4114,16 +4464,21 @@
                   <m:grow/>
                 </m:dPr>
                 <m:e>
-                  <m:acc>
-                    <m:accPr>
-                      <m:chr m:val="̃"/>
-                    </m:accPr>
+                  <m:limLow>
                     <m:e>
                       <m:r>
                         <m:t>y</m:t>
                       </m:r>
                     </m:e>
-                  </m:acc>
+                    <m:lim>
+                      <m:r>
+                        <m:rPr>
+                          <m:sty m:val="p"/>
+                        </m:rPr>
+                        <m:t>∼</m:t>
+                      </m:r>
+                    </m:lim>
+                  </m:limLow>
                 </m:e>
               </m:d>
               <m:r>
@@ -4212,16 +4567,21 @@
         <w:t xml:space="preserve"> </w:t>
       </w:r>
       <m:oMath>
-        <m:acc>
-          <m:accPr>
-            <m:chr m:val="̃"/>
-          </m:accPr>
+        <m:limLow>
           <m:e>
             <m:r>
               <m:t>x</m:t>
             </m:r>
           </m:e>
-        </m:acc>
+          <m:lim>
+            <m:r>
+              <m:rPr>
+                <m:sty m:val="p"/>
+              </m:rPr>
+              <m:t>∼</m:t>
+            </m:r>
+          </m:lim>
+        </m:limLow>
       </m:oMath>
       <w:r>
         <w:t xml:space="preserve"> </w:t>
@@ -4247,16 +4607,21 @@
             <m:grow/>
           </m:dPr>
           <m:e>
-            <m:acc>
-              <m:accPr>
-                <m:chr m:val="̃"/>
-              </m:accPr>
+            <m:limLow>
               <m:e>
                 <m:r>
                   <m:t>x</m:t>
                 </m:r>
               </m:e>
-            </m:acc>
+              <m:lim>
+                <m:r>
+                  <m:rPr>
+                    <m:sty m:val="p"/>
+                  </m:rPr>
+                  <m:t>∼</m:t>
+                </m:r>
+              </m:lim>
+            </m:limLow>
           </m:e>
         </m:d>
         <m:r>
@@ -4313,32 +4678,42 @@
                   <m:grow/>
                 </m:dPr>
                 <m:e>
-                  <m:acc>
-                    <m:accPr>
-                      <m:chr m:val="̃"/>
-                    </m:accPr>
+                  <m:limLow>
                     <m:e>
                       <m:r>
                         <m:t>X</m:t>
                       </m:r>
                     </m:e>
-                  </m:acc>
+                    <m:lim>
+                      <m:r>
+                        <m:rPr>
+                          <m:sty m:val="p"/>
+                        </m:rPr>
+                        <m:t>∼</m:t>
+                      </m:r>
+                    </m:lim>
+                  </m:limLow>
                   <m:r>
                     <m:rPr>
                       <m:sty m:val="p"/>
                     </m:rPr>
                     <m:t>=</m:t>
                   </m:r>
-                  <m:acc>
-                    <m:accPr>
-                      <m:chr m:val="̃"/>
-                    </m:accPr>
+                  <m:limLow>
                     <m:e>
                       <m:r>
                         <m:t>x</m:t>
                       </m:r>
                     </m:e>
-                  </m:acc>
+                    <m:lim>
+                      <m:r>
+                        <m:rPr>
+                          <m:sty m:val="p"/>
+                        </m:rPr>
+                        <m:t>∼</m:t>
+                      </m:r>
+                    </m:lim>
+                  </m:limLow>
                   <m:r>
                     <m:rPr>
                       <m:sty m:val="p"/>
@@ -4359,16 +4734,21 @@
                       <m:grow/>
                     </m:dPr>
                     <m:e>
-                      <m:acc>
-                        <m:accPr>
-                          <m:chr m:val="̃"/>
-                        </m:accPr>
+                      <m:limLow>
                         <m:e>
                           <m:r>
                             <m:t>X</m:t>
                           </m:r>
                         </m:e>
-                      </m:acc>
+                        <m:lim>
+                          <m:r>
+                            <m:rPr>
+                              <m:sty m:val="p"/>
+                            </m:rPr>
+                            <m:t>∼</m:t>
+                          </m:r>
+                        </m:lim>
+                      </m:limLow>
                     </m:e>
                   </m:d>
                   <m:r>
@@ -4419,16 +4799,21 @@
                       <m:grow/>
                     </m:dPr>
                     <m:e>
-                      <m:acc>
-                        <m:accPr>
-                          <m:chr m:val="̃"/>
-                        </m:accPr>
+                      <m:limLow>
                         <m:e>
                           <m:r>
                             <m:t>x</m:t>
                           </m:r>
                         </m:e>
-                      </m:acc>
+                        <m:lim>
+                          <m:r>
+                            <m:rPr>
+                              <m:sty m:val="p"/>
+                            </m:rPr>
+                            <m:t>∼</m:t>
+                          </m:r>
+                        </m:lim>
+                      </m:limLow>
                       <m:r>
                         <m:rPr>
                           <m:sty m:val="p"/>
@@ -4485,16 +4870,21 @@
                           <m:grow/>
                         </m:dPr>
                         <m:e>
-                          <m:acc>
-                            <m:accPr>
-                              <m:chr m:val="̃"/>
-                            </m:accPr>
+                          <m:limLow>
                             <m:e>
                               <m:r>
                                 <m:t>X</m:t>
                               </m:r>
                             </m:e>
-                          </m:acc>
+                            <m:lim>
+                              <m:r>
+                                <m:rPr>
+                                  <m:sty m:val="p"/>
+                                </m:rPr>
+                                <m:t>∼</m:t>
+                              </m:r>
+                            </m:lim>
+                          </m:limLow>
                         </m:e>
                       </m:d>
                       <m:r>
@@ -4593,16 +4983,21 @@
                       <m:grow/>
                     </m:dPr>
                     <m:e>
-                      <m:acc>
-                        <m:accPr>
-                          <m:chr m:val="̃"/>
-                        </m:accPr>
+                      <m:limLow>
                         <m:e>
                           <m:r>
                             <m:t>x</m:t>
                           </m:r>
                         </m:e>
-                      </m:acc>
+                        <m:lim>
+                          <m:r>
+                            <m:rPr>
+                              <m:sty m:val="p"/>
+                            </m:rPr>
+                            <m:t>∼</m:t>
+                          </m:r>
+                        </m:lim>
+                      </m:limLow>
                     </m:e>
                   </m:d>
                   <m:r>
@@ -4649,16 +5044,21 @@
                       <m:supHide m:val="on"/>
                     </m:naryPr>
                     <m:sub>
-                      <m:acc>
-                        <m:accPr>
-                          <m:chr m:val="̃"/>
-                        </m:accPr>
+                      <m:limLow>
                         <m:e>
                           <m:r>
                             <m:t>y</m:t>
                           </m:r>
                         </m:e>
-                      </m:acc>
+                        <m:lim>
+                          <m:r>
+                            <m:rPr>
+                              <m:sty m:val="p"/>
+                            </m:rPr>
+                            <m:t>∼</m:t>
+                          </m:r>
+                        </m:lim>
+                      </m:limLow>
                       <m:r>
                         <m:rPr>
                           <m:sty m:val="p"/>
@@ -4682,16 +5082,21 @@
                           <m:grow/>
                         </m:dPr>
                         <m:e>
-                          <m:acc>
-                            <m:accPr>
-                              <m:chr m:val="̃"/>
-                            </m:accPr>
+                          <m:limLow>
                             <m:e>
                               <m:r>
                                 <m:t>y</m:t>
                               </m:r>
                             </m:e>
-                          </m:acc>
+                            <m:lim>
+                              <m:r>
+                                <m:rPr>
+                                  <m:sty m:val="p"/>
+                                </m:rPr>
+                                <m:t>∼</m:t>
+                              </m:r>
+                            </m:lim>
+                          </m:limLow>
                         </m:e>
                       </m:d>
                       <m:r>
@@ -4729,16 +5134,21 @@
                       <m:grow/>
                     </m:dPr>
                     <m:e>
-                      <m:acc>
-                        <m:accPr>
-                          <m:chr m:val="̃"/>
-                        </m:accPr>
+                      <m:limLow>
                         <m:e>
                           <m:r>
                             <m:t>y</m:t>
                           </m:r>
                         </m:e>
-                      </m:acc>
+                        <m:lim>
+                          <m:r>
+                            <m:rPr>
+                              <m:sty m:val="p"/>
+                            </m:rPr>
+                            <m:t>∼</m:t>
+                          </m:r>
+                        </m:lim>
+                      </m:limLow>
                     </m:e>
                   </m:d>
                   <m:r>
@@ -4789,16 +5199,21 @@
                       <m:grow/>
                     </m:dPr>
                     <m:e>
-                      <m:acc>
-                        <m:accPr>
-                          <m:chr m:val="̃"/>
-                        </m:accPr>
+                      <m:limLow>
                         <m:e>
                           <m:r>
                             <m:t>x</m:t>
                           </m:r>
                         </m:e>
-                      </m:acc>
+                        <m:lim>
+                          <m:r>
+                            <m:rPr>
+                              <m:sty m:val="p"/>
+                            </m:rPr>
+                            <m:t>∼</m:t>
+                          </m:r>
+                        </m:lim>
+                      </m:limLow>
                     </m:e>
                   </m:d>
                   <m:r>
@@ -4814,16 +5229,21 @@
                       <m:supHide m:val="on"/>
                     </m:naryPr>
                     <m:sub>
-                      <m:acc>
-                        <m:accPr>
-                          <m:chr m:val="̃"/>
-                        </m:accPr>
+                      <m:limLow>
                         <m:e>
                           <m:r>
                             <m:t>y</m:t>
                           </m:r>
                         </m:e>
-                      </m:acc>
+                        <m:lim>
+                          <m:r>
+                            <m:rPr>
+                              <m:sty m:val="p"/>
+                            </m:rPr>
+                            <m:t>∼</m:t>
+                          </m:r>
+                        </m:lim>
+                      </m:limLow>
                       <m:r>
                         <m:rPr>
                           <m:sty m:val="p"/>
@@ -4847,16 +5267,21 @@
                           <m:grow/>
                         </m:dPr>
                         <m:e>
-                          <m:acc>
-                            <m:accPr>
-                              <m:chr m:val="̃"/>
-                            </m:accPr>
+                          <m:limLow>
                             <m:e>
                               <m:r>
                                 <m:t>y</m:t>
                               </m:r>
                             </m:e>
-                          </m:acc>
+                            <m:lim>
+                              <m:r>
+                                <m:rPr>
+                                  <m:sty m:val="p"/>
+                                </m:rPr>
+                                <m:t>∼</m:t>
+                              </m:r>
+                            </m:lim>
+                          </m:limLow>
                         </m:e>
                       </m:d>
                       <m:r>
@@ -4894,16 +5319,21 @@
                       <m:grow/>
                     </m:dPr>
                     <m:e>
-                      <m:acc>
-                        <m:accPr>
-                          <m:chr m:val="̃"/>
-                        </m:accPr>
+                      <m:limLow>
                         <m:e>
                           <m:r>
                             <m:t>y</m:t>
                           </m:r>
                         </m:e>
-                      </m:acc>
+                        <m:lim>
+                          <m:r>
+                            <m:rPr>
+                              <m:sty m:val="p"/>
+                            </m:rPr>
+                            <m:t>∼</m:t>
+                          </m:r>
+                        </m:lim>
+                      </m:limLow>
                     </m:e>
                   </m:d>
                   <m:r>
@@ -5004,16 +5434,21 @@
         <w:t xml:space="preserve"> </w:t>
       </w:r>
       <m:oMath>
-        <m:acc>
-          <m:accPr>
-            <m:chr m:val="̃"/>
-          </m:accPr>
+        <m:limLow>
           <m:e>
             <m:r>
               <m:t>x</m:t>
             </m:r>
           </m:e>
-        </m:acc>
+          <m:lim>
+            <m:r>
+              <m:rPr>
+                <m:sty m:val="p"/>
+              </m:rPr>
+              <m:t>∼</m:t>
+            </m:r>
+          </m:lim>
+        </m:limLow>
       </m:oMath>
       <w:r>
         <w:t xml:space="preserve"> </w:t>
@@ -5039,16 +5474,21 @@
             <m:grow/>
           </m:dPr>
           <m:e>
-            <m:acc>
-              <m:accPr>
-                <m:chr m:val="̃"/>
-              </m:accPr>
+            <m:limLow>
               <m:e>
                 <m:r>
                   <m:t>x</m:t>
                 </m:r>
               </m:e>
-            </m:acc>
+              <m:lim>
+                <m:r>
+                  <m:rPr>
+                    <m:sty m:val="p"/>
+                  </m:rPr>
+                  <m:t>∼</m:t>
+                </m:r>
+              </m:lim>
+            </m:limLow>
           </m:e>
         </m:d>
         <m:r>
@@ -5114,16 +5554,21 @@
             <m:grow/>
           </m:dPr>
           <m:e>
-            <m:acc>
-              <m:accPr>
-                <m:chr m:val="̃"/>
-              </m:accPr>
+            <m:limLow>
               <m:e>
                 <m:r>
                   <m:t>X</m:t>
                 </m:r>
               </m:e>
-            </m:acc>
+              <m:lim>
+                <m:r>
+                  <m:rPr>
+                    <m:sty m:val="p"/>
+                  </m:rPr>
+                  <m:t>∼</m:t>
+                </m:r>
+              </m:lim>
+            </m:limLow>
           </m:e>
         </m:d>
         <m:r>
@@ -5394,16 +5839,21 @@
                   <m:grow/>
                 </m:dPr>
                 <m:e>
-                  <m:acc>
-                    <m:accPr>
-                      <m:chr m:val="̃"/>
-                    </m:accPr>
+                  <m:limLow>
                     <m:e>
                       <m:r>
                         <m:t>x</m:t>
                       </m:r>
                     </m:e>
-                  </m:acc>
+                    <m:lim>
+                      <m:r>
+                        <m:rPr>
+                          <m:sty m:val="p"/>
+                        </m:rPr>
+                        <m:t>∼</m:t>
+                      </m:r>
+                    </m:lim>
+                  </m:limLow>
                   <m:r>
                     <m:rPr>
                       <m:sty m:val="p"/>
@@ -5817,16 +6267,21 @@
             <m:grow/>
           </m:dPr>
           <m:e>
-            <m:acc>
-              <m:accPr>
-                <m:chr m:val="̃"/>
-              </m:accPr>
+            <m:limLow>
               <m:e>
                 <m:r>
                   <m:t>x</m:t>
                 </m:r>
               </m:e>
-            </m:acc>
+              <m:lim>
+                <m:r>
+                  <m:rPr>
+                    <m:sty m:val="p"/>
+                  </m:rPr>
+                  <m:t>∼</m:t>
+                </m:r>
+              </m:lim>
+            </m:limLow>
           </m:e>
         </m:d>
         <m:r>
@@ -6130,16 +6585,21 @@
             <m:grow/>
           </m:dPr>
           <m:e>
-            <m:acc>
-              <m:accPr>
-                <m:chr m:val="̃"/>
-              </m:accPr>
+            <m:limLow>
               <m:e>
                 <m:r>
                   <m:t>X</m:t>
                 </m:r>
               </m:e>
-            </m:acc>
+              <m:lim>
+                <m:r>
+                  <m:rPr>
+                    <m:sty m:val="p"/>
+                  </m:rPr>
+                  <m:t>∼</m:t>
+                </m:r>
+              </m:lim>
+            </m:limLow>
           </m:e>
         </m:d>
         <m:r>
@@ -6328,16 +6788,21 @@
                   <m:grow/>
                 </m:dPr>
                 <m:e>
-                  <m:acc>
-                    <m:accPr>
-                      <m:chr m:val="̃"/>
-                    </m:accPr>
+                  <m:limLow>
                     <m:e>
                       <m:r>
                         <m:t>X</m:t>
                       </m:r>
                     </m:e>
-                  </m:acc>
+                    <m:lim>
+                      <m:r>
+                        <m:rPr>
+                          <m:sty m:val="p"/>
+                        </m:rPr>
+                        <m:t>∼</m:t>
+                      </m:r>
+                    </m:lim>
+                  </m:limLow>
                 </m:e>
               </m:d>
               <m:r>
@@ -6407,16 +6872,21 @@
             <m:grow/>
           </m:dPr>
           <m:e>
-            <m:acc>
-              <m:accPr>
-                <m:chr m:val="̃"/>
-              </m:accPr>
+            <m:limLow>
               <m:e>
                 <m:r>
                   <m:t>X</m:t>
                 </m:r>
               </m:e>
-            </m:acc>
+              <m:lim>
+                <m:r>
+                  <m:rPr>
+                    <m:sty m:val="p"/>
+                  </m:rPr>
+                  <m:t>∼</m:t>
+                </m:r>
+              </m:lim>
+            </m:limLow>
           </m:e>
         </m:d>
         <m:r>
@@ -6552,16 +7022,21 @@
                 <m:grow/>
               </m:dPr>
               <m:e>
-                <m:acc>
-                  <m:accPr>
-                    <m:chr m:val="̃"/>
-                  </m:accPr>
+                <m:limLow>
                   <m:e>
                     <m:r>
                       <m:t>X</m:t>
                     </m:r>
                   </m:e>
-                </m:acc>
+                  <m:lim>
+                    <m:r>
+                      <m:rPr>
+                        <m:sty m:val="p"/>
+                      </m:rPr>
+                      <m:t>∼</m:t>
+                    </m:r>
+                  </m:lim>
+                </m:limLow>
               </m:e>
             </m:d>
             <m:r>
@@ -6664,16 +7139,21 @@
             <m:grow/>
           </m:dPr>
           <m:e>
-            <m:acc>
-              <m:accPr>
-                <m:chr m:val="̃"/>
-              </m:accPr>
+            <m:limLow>
               <m:e>
                 <m:r>
                   <m:t>X</m:t>
                 </m:r>
               </m:e>
-            </m:acc>
+              <m:lim>
+                <m:r>
+                  <m:rPr>
+                    <m:sty m:val="p"/>
+                  </m:rPr>
+                  <m:t>∼</m:t>
+                </m:r>
+              </m:lim>
+            </m:limLow>
           </m:e>
         </m:d>
         <m:r>
@@ -6733,16 +7213,21 @@
             <m:grow/>
           </m:dPr>
           <m:e>
-            <m:acc>
-              <m:accPr>
-                <m:chr m:val="̃"/>
-              </m:accPr>
+            <m:limLow>
               <m:e>
                 <m:r>
                   <m:t>X</m:t>
                 </m:r>
               </m:e>
-            </m:acc>
+              <m:lim>
+                <m:r>
+                  <m:rPr>
+                    <m:sty m:val="p"/>
+                  </m:rPr>
+                  <m:t>∼</m:t>
+                </m:r>
+              </m:lim>
+            </m:limLow>
           </m:e>
         </m:d>
         <m:r>
@@ -6811,16 +7296,21 @@
                       <m:grow/>
                     </m:dPr>
                     <m:e>
-                      <m:acc>
-                        <m:accPr>
-                          <m:chr m:val="̃"/>
-                        </m:accPr>
+                      <m:limLow>
                         <m:e>
                           <m:r>
                             <m:t>X</m:t>
                           </m:r>
                         </m:e>
-                      </m:acc>
+                        <m:lim>
+                          <m:r>
+                            <m:rPr>
+                              <m:sty m:val="p"/>
+                            </m:rPr>
+                            <m:t>∼</m:t>
+                          </m:r>
+                        </m:lim>
+                      </m:limLow>
                     </m:e>
                   </m:d>
                   <m:r>
@@ -6857,16 +7347,21 @@
                   <m:supHide m:val="on"/>
                 </m:naryPr>
                 <m:sub>
-                  <m:acc>
-                    <m:accPr>
-                      <m:chr m:val="̃"/>
-                    </m:accPr>
+                  <m:limLow>
                     <m:e>
                       <m:r>
                         <m:t>x</m:t>
                       </m:r>
                     </m:e>
-                  </m:acc>
+                    <m:lim>
+                      <m:r>
+                        <m:rPr>
+                          <m:sty m:val="p"/>
+                        </m:rPr>
+                        <m:t>∼</m:t>
+                      </m:r>
+                    </m:lim>
+                  </m:limLow>
                 </m:sub>
                 <m:sup>
                   <m:r>
@@ -6897,16 +7392,21 @@
                   <m:grow/>
                 </m:dPr>
                 <m:e>
-                  <m:acc>
-                    <m:accPr>
-                      <m:chr m:val="̃"/>
-                    </m:accPr>
+                  <m:limLow>
                     <m:e>
                       <m:r>
                         <m:t>x</m:t>
                       </m:r>
                     </m:e>
-                  </m:acc>
+                    <m:lim>
+                      <m:r>
+                        <m:rPr>
+                          <m:sty m:val="p"/>
+                        </m:rPr>
+                        <m:t>∼</m:t>
+                      </m:r>
+                    </m:lim>
+                  </m:limLow>
                 </m:e>
               </m:d>
               <m:r>
@@ -6941,32 +7441,42 @@
                   <m:grow/>
                 </m:dPr>
                 <m:e>
-                  <m:acc>
-                    <m:accPr>
-                      <m:chr m:val="̃"/>
-                    </m:accPr>
+                  <m:limLow>
                     <m:e>
                       <m:r>
                         <m:t>X</m:t>
                       </m:r>
                     </m:e>
-                  </m:acc>
+                    <m:lim>
+                      <m:r>
+                        <m:rPr>
+                          <m:sty m:val="p"/>
+                        </m:rPr>
+                        <m:t>∼</m:t>
+                      </m:r>
+                    </m:lim>
+                  </m:limLow>
                   <m:r>
                     <m:rPr>
                       <m:sty m:val="p"/>
                     </m:rPr>
                     <m:t>=</m:t>
                   </m:r>
-                  <m:acc>
-                    <m:accPr>
-                      <m:chr m:val="̃"/>
-                    </m:accPr>
+                  <m:limLow>
                     <m:e>
                       <m:r>
                         <m:t>x</m:t>
                       </m:r>
                     </m:e>
-                  </m:acc>
+                    <m:lim>
+                      <m:r>
+                        <m:rPr>
+                          <m:sty m:val="p"/>
+                        </m:rPr>
+                        <m:t>∼</m:t>
+                      </m:r>
+                    </m:lim>
+                  </m:limLow>
                   <m:r>
                     <m:rPr>
                       <m:sty m:val="p"/>
@@ -6987,16 +7497,21 @@
                       <m:grow/>
                     </m:dPr>
                     <m:e>
-                      <m:acc>
-                        <m:accPr>
-                          <m:chr m:val="̃"/>
-                        </m:accPr>
+                      <m:limLow>
                         <m:e>
                           <m:r>
                             <m:t>X</m:t>
                           </m:r>
                         </m:e>
-                      </m:acc>
+                        <m:lim>
+                          <m:r>
+                            <m:rPr>
+                              <m:sty m:val="p"/>
+                            </m:rPr>
+                            <m:t>∼</m:t>
+                          </m:r>
+                        </m:lim>
+                      </m:limLow>
                     </m:e>
                   </m:d>
                   <m:r>
@@ -7066,16 +7581,21 @@
             <m:grow/>
           </m:dPr>
           <m:e>
-            <m:acc>
-              <m:accPr>
-                <m:chr m:val="̃"/>
-              </m:accPr>
+            <m:limLow>
               <m:e>
                 <m:r>
                   <m:t>x</m:t>
                 </m:r>
               </m:e>
-            </m:acc>
+              <m:lim>
+                <m:r>
+                  <m:rPr>
+                    <m:sty m:val="p"/>
+                  </m:rPr>
+                  <m:t>∼</m:t>
+                </m:r>
+              </m:lim>
+            </m:limLow>
           </m:e>
         </m:d>
         <m:r>
@@ -7236,16 +7756,21 @@
             <m:grow/>
           </m:dPr>
           <m:e>
-            <m:acc>
-              <m:accPr>
-                <m:chr m:val="̃"/>
-              </m:accPr>
+            <m:limLow>
               <m:e>
                 <m:r>
                   <m:t>X</m:t>
                 </m:r>
               </m:e>
-            </m:acc>
+              <m:lim>
+                <m:r>
+                  <m:rPr>
+                    <m:sty m:val="p"/>
+                  </m:rPr>
+                  <m:t>∼</m:t>
+                </m:r>
+              </m:lim>
+            </m:limLow>
           </m:e>
         </m:d>
         <m:r>
@@ -7343,16 +7868,21 @@
                 <m:grow/>
               </m:dPr>
               <m:e>
-                <m:acc>
-                  <m:accPr>
-                    <m:chr m:val="̃"/>
-                  </m:accPr>
+                <m:limLow>
                   <m:e>
                     <m:r>
                       <m:t>X</m:t>
                     </m:r>
                   </m:e>
-                </m:acc>
+                  <m:lim>
+                    <m:r>
+                      <m:rPr>
+                        <m:sty m:val="p"/>
+                      </m:rPr>
+                      <m:t>∼</m:t>
+                    </m:r>
+                  </m:lim>
+                </m:limLow>
               </m:e>
             </m:d>
             <m:r>
@@ -7490,16 +8020,21 @@
                           <m:grow/>
                         </m:dPr>
                         <m:e>
-                          <m:acc>
-                            <m:accPr>
-                              <m:chr m:val="̃"/>
-                            </m:accPr>
+                          <m:limLow>
                             <m:e>
                               <m:r>
                                 <m:t>X</m:t>
                               </m:r>
                             </m:e>
-                          </m:acc>
+                            <m:lim>
+                              <m:r>
+                                <m:rPr>
+                                  <m:sty m:val="p"/>
+                                </m:rPr>
+                                <m:t>∼</m:t>
+                              </m:r>
+                            </m:lim>
+                          </m:limLow>
                         </m:e>
                       </m:d>
                       <m:r>
@@ -7712,16 +8247,21 @@
             <m:grow/>
           </m:dPr>
           <m:e>
-            <m:acc>
-              <m:accPr>
-                <m:chr m:val="̃"/>
-              </m:accPr>
+            <m:limLow>
               <m:e>
                 <m:r>
                   <m:t>X</m:t>
                 </m:r>
               </m:e>
-            </m:acc>
+              <m:lim>
+                <m:r>
+                  <m:rPr>
+                    <m:sty m:val="p"/>
+                  </m:rPr>
+                  <m:t>∼</m:t>
+                </m:r>
+              </m:lim>
+            </m:limLow>
           </m:e>
         </m:d>
         <m:r>
@@ -7895,16 +8435,21 @@
                       <m:grow/>
                     </m:dPr>
                     <m:e>
-                      <m:acc>
-                        <m:accPr>
-                          <m:chr m:val="̃"/>
-                        </m:accPr>
+                      <m:limLow>
                         <m:e>
                           <m:r>
                             <m:t>X</m:t>
                           </m:r>
                         </m:e>
-                      </m:acc>
+                        <m:lim>
+                          <m:r>
+                            <m:rPr>
+                              <m:sty m:val="p"/>
+                            </m:rPr>
+                            <m:t>∼</m:t>
+                          </m:r>
+                        </m:lim>
+                      </m:limLow>
                     </m:e>
                   </m:d>
                   <m:r>
@@ -8166,16 +8711,21 @@
                           <m:grow/>
                         </m:dPr>
                         <m:e>
-                          <m:acc>
-                            <m:accPr>
-                              <m:chr m:val="̃"/>
-                            </m:accPr>
+                          <m:limLow>
                             <m:e>
                               <m:r>
                                 <m:t>X</m:t>
                               </m:r>
                             </m:e>
-                          </m:acc>
+                            <m:lim>
+                              <m:r>
+                                <m:rPr>
+                                  <m:sty m:val="p"/>
+                                </m:rPr>
+                                <m:t>∼</m:t>
+                              </m:r>
+                            </m:lim>
+                          </m:limLow>
                         </m:e>
                       </m:d>
                       <m:r>
@@ -8261,16 +8811,21 @@
                           <m:grow/>
                         </m:dPr>
                         <m:e>
-                          <m:acc>
-                            <m:accPr>
-                              <m:chr m:val="̃"/>
-                            </m:accPr>
+                          <m:limLow>
                             <m:e>
                               <m:r>
                                 <m:t>X</m:t>
                               </m:r>
                             </m:e>
-                          </m:acc>
+                            <m:lim>
+                              <m:r>
+                                <m:rPr>
+                                  <m:sty m:val="p"/>
+                                </m:rPr>
+                                <m:t>∼</m:t>
+                              </m:r>
+                            </m:lim>
+                          </m:limLow>
                         </m:e>
                       </m:d>
                       <m:r>
@@ -8374,16 +8929,21 @@
                           <m:grow/>
                         </m:dPr>
                         <m:e>
-                          <m:acc>
-                            <m:accPr>
-                              <m:chr m:val="̃"/>
-                            </m:accPr>
+                          <m:limLow>
                             <m:e>
                               <m:r>
                                 <m:t>X</m:t>
                               </m:r>
                             </m:e>
-                          </m:acc>
+                            <m:lim>
+                              <m:r>
+                                <m:rPr>
+                                  <m:sty m:val="p"/>
+                                </m:rPr>
+                                <m:t>∼</m:t>
+                              </m:r>
+                            </m:lim>
+                          </m:limLow>
                         </m:e>
                       </m:d>
                       <m:r>
@@ -13894,16 +14454,21 @@
             <m:grow/>
           </m:dPr>
           <m:e>
-            <m:acc>
-              <m:accPr>
-                <m:chr m:val="̃"/>
-              </m:accPr>
+            <m:limLow>
               <m:e>
                 <m:r>
                   <m:t>X</m:t>
                 </m:r>
               </m:e>
-            </m:acc>
+              <m:lim>
+                <m:r>
+                  <m:rPr>
+                    <m:sty m:val="p"/>
+                  </m:rPr>
+                  <m:t>∼</m:t>
+                </m:r>
+              </m:lim>
+            </m:limLow>
           </m:e>
         </m:d>
         <m:r>
@@ -13967,16 +14532,21 @@
                 <m:grow/>
               </m:dPr>
               <m:e>
-                <m:acc>
-                  <m:accPr>
-                    <m:chr m:val="̃"/>
-                  </m:accPr>
+                <m:limLow>
                   <m:e>
                     <m:r>
                       <m:t>X</m:t>
                     </m:r>
                   </m:e>
-                </m:acc>
+                  <m:lim>
+                    <m:r>
+                      <m:rPr>
+                        <m:sty m:val="p"/>
+                      </m:rPr>
+                      <m:t>∼</m:t>
+                    </m:r>
+                  </m:lim>
+                </m:limLow>
               </m:e>
             </m:d>
             <m:r>
